--- a/docs/output/Zain Hajahjah/سجن البرج/SRT-En/أحمد الحاج عبد/DOCX/05_تفريغ عربي-غرفة التحقيق_En.docx
+++ b/docs/output/Zain Hajahjah/سجن البرج/SRT-En/أحمد الحاج عبد/DOCX/05_تفريغ عربي-غرفة التحقيق_En.docx
@@ -4,7 +4,28 @@
   <w:body>
     <w:p>
       <w:r>
+        <w:t>1</w:t>
+      </w:r>
+    </w:p>
+    <w:p>
+      <w:r>
+        <w:t>00:00:00,208 --&gt; 00:00:02,208</w:t>
+      </w:r>
+    </w:p>
+    <w:p>
+      <w:r>
         <w:t>They interrogated me about three times</w:t>
+      </w:r>
+    </w:p>
+    <w:p/>
+    <w:p>
+      <w:r>
+        <w:t>2</w:t>
+      </w:r>
+    </w:p>
+    <w:p>
+      <w:r>
+        <w:t>00:00:04,208 --&gt; 00:00:08,208</w:t>
       </w:r>
     </w:p>
     <w:p>
@@ -17,6 +38,17 @@
         <w:t>they would come to interrogate me</w:t>
       </w:r>
     </w:p>
+    <w:p/>
+    <w:p>
+      <w:r>
+        <w:t>3</w:t>
+      </w:r>
+    </w:p>
+    <w:p>
+      <w:r>
+        <w:t>00:00:08,291 --&gt; 00:00:11,125</w:t>
+      </w:r>
+    </w:p>
     <w:p>
       <w:r>
         <w:t>Then they would take me not</w:t>
@@ -25,6 +57,17 @@
     <w:p>
       <w:r>
         <w:t>to this room, but to another one</w:t>
+      </w:r>
+    </w:p>
+    <w:p/>
+    <w:p>
+      <w:r>
+        <w:t>4</w:t>
+      </w:r>
+    </w:p>
+    <w:p>
+      <w:r>
+        <w:t>00:00:12,500 --&gt; 00:00:17,333</w:t>
       </w:r>
     </w:p>
     <w:p>
@@ -37,9 +80,31 @@
         <w:t>did they hit me, only question and answer each time</w:t>
       </w:r>
     </w:p>
+    <w:p/>
+    <w:p>
+      <w:r>
+        <w:t>5</w:t>
+      </w:r>
+    </w:p>
+    <w:p>
+      <w:r>
+        <w:t>00:00:19,333 --&gt; 00:00:24,041</w:t>
+      </w:r>
+    </w:p>
     <w:p>
       <w:r>
         <w:t>Interviewer: Did they propose that you work with them in exchange for your release?</w:t>
+      </w:r>
+    </w:p>
+    <w:p/>
+    <w:p>
+      <w:r>
+        <w:t>6</w:t>
+      </w:r>
+    </w:p>
+    <w:p>
+      <w:r>
+        <w:t>00:00:24,125 --&gt; 00:00:31,041</w:t>
       </w:r>
     </w:p>
     <w:p>
@@ -52,6 +117,17 @@
         <w:t>proposed that I work with them</w:t>
       </w:r>
     </w:p>
+    <w:p/>
+    <w:p>
+      <w:r>
+        <w:t>7</w:t>
+      </w:r>
+    </w:p>
+    <w:p>
+      <w:r>
+        <w:t>00:00:31,125 --&gt; 00:00:35,208</w:t>
+      </w:r>
+    </w:p>
     <w:p>
       <w:r>
         <w:t>To bring them news about the Free</w:t>
@@ -60,6 +136,17 @@
     <w:p>
       <w:r>
         <w:t>Syrian Army since I had relatives there</w:t>
+      </w:r>
+    </w:p>
+    <w:p/>
+    <w:p>
+      <w:r>
+        <w:t>8</w:t>
+      </w:r>
+    </w:p>
+    <w:p>
+      <w:r>
+        <w:t>00:00:36,375 --&gt; 00:00:41,333</w:t>
       </w:r>
     </w:p>
     <w:p>
@@ -72,14 +159,47 @@
         <w:t>I told them I had no contact with them</w:t>
       </w:r>
     </w:p>
+    <w:p/>
+    <w:p>
+      <w:r>
+        <w:t>9</w:t>
+      </w:r>
+    </w:p>
+    <w:p>
+      <w:r>
+        <w:t>00:00:42,333 --&gt; 00:00:48,250</w:t>
+      </w:r>
+    </w:p>
     <w:p>
       <w:r>
         <w:t>And I couldn’t go to those areas, things like that</w:t>
       </w:r>
     </w:p>
+    <w:p/>
+    <w:p>
+      <w:r>
+        <w:t>10</w:t>
+      </w:r>
+    </w:p>
+    <w:p>
+      <w:r>
+        <w:t>00:00:48,625 --&gt; 00:00:51,416</w:t>
+      </w:r>
+    </w:p>
     <w:p>
       <w:r>
         <w:t>They went silent and never brought it up again</w:t>
+      </w:r>
+    </w:p>
+    <w:p/>
+    <w:p>
+      <w:r>
+        <w:t>11</w:t>
+      </w:r>
+    </w:p>
+    <w:p>
+      <w:r>
+        <w:t>00:00:51,541 --&gt; 00:00:59,166</w:t>
       </w:r>
     </w:p>
     <w:p>
@@ -92,9 +212,31 @@
         <w:t>interrogators? Surely they called each other by name?</w:t>
       </w:r>
     </w:p>
+    <w:p/>
+    <w:p>
+      <w:r>
+        <w:t>12</w:t>
+      </w:r>
+    </w:p>
+    <w:p>
+      <w:r>
+        <w:t>00:00:59,333 --&gt; 00:01:02,875</w:t>
+      </w:r>
+    </w:p>
     <w:p>
       <w:r>
         <w:t>How did they call each other? Do you remember the names?</w:t>
+      </w:r>
+    </w:p>
+    <w:p/>
+    <w:p>
+      <w:r>
+        <w:t>13</w:t>
+      </w:r>
+    </w:p>
+    <w:p>
+      <w:r>
+        <w:t>00:01:03,208 --&gt; 00:01:09,500</w:t>
       </w:r>
     </w:p>
     <w:p>
@@ -107,9 +249,31 @@
         <w:t>Syrian, speaking in a Syrian dialect</w:t>
       </w:r>
     </w:p>
+    <w:p/>
+    <w:p>
+      <w:r>
+        <w:t>14</w:t>
+      </w:r>
+    </w:p>
+    <w:p>
+      <w:r>
+        <w:t>00:01:10,750 --&gt; 00:01:18,416</w:t>
+      </w:r>
+    </w:p>
     <w:p>
       <w:r>
         <w:t>Of course they were all masked, and there was another one they called Shaqran</w:t>
+      </w:r>
+    </w:p>
+    <w:p/>
+    <w:p>
+      <w:r>
+        <w:t>15</w:t>
+      </w:r>
+    </w:p>
+    <w:p>
+      <w:r>
+        <w:t>00:01:20,833 --&gt; 00:01:23,291</w:t>
       </w:r>
     </w:p>
     <w:p>
@@ -117,14 +281,47 @@
         <w:t>These are the names I remember clearly</w:t>
       </w:r>
     </w:p>
+    <w:p/>
+    <w:p>
+      <w:r>
+        <w:t>16</w:t>
+      </w:r>
+    </w:p>
+    <w:p>
+      <w:r>
+        <w:t>00:01:23,708 --&gt; 00:01:25,750</w:t>
+      </w:r>
+    </w:p>
     <w:p>
       <w:r>
         <w:t>Interviewer: What was their dialect and from which country?</w:t>
       </w:r>
     </w:p>
+    <w:p/>
+    <w:p>
+      <w:r>
+        <w:t>17</w:t>
+      </w:r>
+    </w:p>
+    <w:p>
+      <w:r>
+        <w:t>00:01:25,791 --&gt; 00:01:30,125</w:t>
+      </w:r>
+    </w:p>
     <w:p>
       <w:r>
         <w:t>Witness: Shaqran’s accent was Saudi, and Abu Abdullah’s was Syrian</w:t>
+      </w:r>
+    </w:p>
+    <w:p/>
+    <w:p>
+      <w:r>
+        <w:t>18</w:t>
+      </w:r>
+    </w:p>
+    <w:p>
+      <w:r>
+        <w:t>00:01:31,708 --&gt; 00:01:36,875</w:t>
       </w:r>
     </w:p>
     <w:p>
@@ -137,9 +334,31 @@
         <w:t>a lot of information about you or only simple details?</w:t>
       </w:r>
     </w:p>
+    <w:p/>
+    <w:p>
+      <w:r>
+        <w:t>19</w:t>
+      </w:r>
+    </w:p>
+    <w:p>
+      <w:r>
+        <w:t>00:01:36,875 --&gt; 00:01:39,791</w:t>
+      </w:r>
+    </w:p>
     <w:p>
       <w:r>
         <w:t>Interviewer: How did he question you to get information from you?</w:t>
+      </w:r>
+    </w:p>
+    <w:p/>
+    <w:p>
+      <w:r>
+        <w:t>20</w:t>
+      </w:r>
+    </w:p>
+    <w:p>
+      <w:r>
+        <w:t>00:01:40,458 --&gt; 00:01:47,291</w:t>
       </w:r>
     </w:p>
     <w:p>
@@ -152,9 +371,31 @@
         <w:t>already had some information about me</w:t>
       </w:r>
     </w:p>
+    <w:p/>
+    <w:p>
+      <w:r>
+        <w:t>21</w:t>
+      </w:r>
+    </w:p>
+    <w:p>
+      <w:r>
+        <w:t>00:01:47,541 --&gt; 00:01:51,291</w:t>
+      </w:r>
+    </w:p>
     <w:p>
       <w:r>
         <w:t>Meaning that before they detained me, they had asked about me</w:t>
+      </w:r>
+    </w:p>
+    <w:p/>
+    <w:p>
+      <w:r>
+        <w:t>22</w:t>
+      </w:r>
+    </w:p>
+    <w:p>
+      <w:r>
+        <w:t>00:01:51,500 --&gt; 00:01:55,125</w:t>
       </w:r>
     </w:p>
     <w:p>
@@ -162,9 +403,31 @@
         <w:t>Interviewer: Did they threaten you, for example, with your family?</w:t>
       </w:r>
     </w:p>
+    <w:p/>
+    <w:p>
+      <w:r>
+        <w:t>23</w:t>
+      </w:r>
+    </w:p>
+    <w:p>
+      <w:r>
+        <w:t>00:01:57,750 --&gt; 00:02:02,208</w:t>
+      </w:r>
+    </w:p>
     <w:p>
       <w:r>
         <w:t>Or that they would harm your family if you didn’t confess?</w:t>
+      </w:r>
+    </w:p>
+    <w:p/>
+    <w:p>
+      <w:r>
+        <w:t>24</w:t>
+      </w:r>
+    </w:p>
+    <w:p>
+      <w:r>
+        <w:t>00:02:02,750 --&gt; 00:02:07,416</w:t>
       </w:r>
     </w:p>
     <w:p>
@@ -177,9 +440,31 @@
         <w:t>with my family nor with myself, nor anything</w:t>
       </w:r>
     </w:p>
+    <w:p/>
+    <w:p>
+      <w:r>
+        <w:t>25</w:t>
+      </w:r>
+    </w:p>
+    <w:p>
+      <w:r>
+        <w:t>00:02:07,875 --&gt; 00:02:11,291</w:t>
+      </w:r>
+    </w:p>
     <w:p>
       <w:r>
         <w:t>There was no threat or beating during the interrogation</w:t>
+      </w:r>
+    </w:p>
+    <w:p/>
+    <w:p>
+      <w:r>
+        <w:t>26</w:t>
+      </w:r>
+    </w:p>
+    <w:p>
+      <w:r>
+        <w:t>00:02:13,833 --&gt; 00:02:17,166</w:t>
       </w:r>
     </w:p>
     <w:p>
@@ -192,6 +477,17 @@
         <w:t>involve psychological or physical torture?</w:t>
       </w:r>
     </w:p>
+    <w:p/>
+    <w:p>
+      <w:r>
+        <w:t>27</w:t>
+      </w:r>
+    </w:p>
+    <w:p>
+      <w:r>
+        <w:t>00:02:18,250 --&gt; 00:02:26,166</w:t>
+      </w:r>
+    </w:p>
     <w:p>
       <w:r>
         <w:t>During the interrogation they didn’t torture me at all, didn’t hit me,</w:t>
@@ -200,6 +496,17 @@
     <w:p>
       <w:r>
         <w:t>and didn’t insult me, just a normal question-and-answer interrogation</w:t>
+      </w:r>
+    </w:p>
+    <w:p/>
+    <w:p>
+      <w:r>
+        <w:t>28</w:t>
+      </w:r>
+    </w:p>
+    <w:p>
+      <w:r>
+        <w:t>00:02:31,208 --&gt; 00:02:37,791</w:t>
       </w:r>
     </w:p>
     <w:p>
@@ -212,14 +519,36 @@
         <w:t>tools or methods they used to torture other prisoners?</w:t>
       </w:r>
     </w:p>
+    <w:p/>
     <w:p>
       <w:r>
-        <w:t>I saw here the balingo [hoist for suspension],</w:t>
+        <w:t>29</w:t>
+      </w:r>
+    </w:p>
+    <w:p>
+      <w:r>
+        <w:t>00:02:38,375 --&gt; 00:02:45,000</w:t>
+      </w:r>
+    </w:p>
+    <w:p>
+      <w:r>
+        <w:t>I saw here the &lt;i&gt;balingo&lt;/i&gt; [hoist for suspension],</w:t>
       </w:r>
     </w:p>
     <w:p>
       <w:r>
         <w:t>where they tie a person’s hands and lift him up</w:t>
+      </w:r>
+    </w:p>
+    <w:p/>
+    <w:p>
+      <w:r>
+        <w:t>30</w:t>
+      </w:r>
+    </w:p>
+    <w:p>
+      <w:r>
+        <w:t>00:02:45,625 --&gt; 00:02:53,000</w:t>
       </w:r>
     </w:p>
     <w:p>
@@ -232,6 +561,17 @@
         <w:t>see them, I only heard about them outside, I didn’t see anything myself</w:t>
       </w:r>
     </w:p>
+    <w:p/>
+    <w:p>
+      <w:r>
+        <w:t>31</w:t>
+      </w:r>
+    </w:p>
+    <w:p>
+      <w:r>
+        <w:t>00:02:53,750 --&gt; 00:02:57,208</w:t>
+      </w:r>
+    </w:p>
     <w:p>
       <w:r>
         <w:t>Interviewer: Was the torture applied</w:t>
@@ -240,6 +580,17 @@
     <w:p>
       <w:r>
         <w:t>to all the prisoners or only specific people?</w:t>
+      </w:r>
+    </w:p>
+    <w:p/>
+    <w:p>
+      <w:r>
+        <w:t>32</w:t>
+      </w:r>
+    </w:p>
+    <w:p>
+      <w:r>
+        <w:t>00:02:57,250 --&gt; 00:03:04,541</w:t>
       </w:r>
     </w:p>
     <w:p>
@@ -252,6 +603,17 @@
         <w:t>depending on the charges brought against them</w:t>
       </w:r>
     </w:p>
+    <w:p/>
+    <w:p>
+      <w:r>
+        <w:t>33</w:t>
+      </w:r>
+    </w:p>
+    <w:p>
+      <w:r>
+        <w:t>00:03:06,333 --&gt; 00:03:09,250</w:t>
+      </w:r>
+    </w:p>
     <w:p>
       <w:r>
         <w:t>Interviewer: Did you hear that</w:t>
@@ -260,6 +622,17 @@
     <w:p>
       <w:r>
         <w:t>there were women imprisoned here?</w:t>
+      </w:r>
+    </w:p>
+    <w:p/>
+    <w:p>
+      <w:r>
+        <w:t>34</w:t>
+      </w:r>
+    </w:p>
+    <w:p>
+      <w:r>
+        <w:t>00:03:09,666 --&gt; 00:03:13,333</w:t>
       </w:r>
     </w:p>
     <w:p>
@@ -272,6 +645,17 @@
         <w:t>here, but I didn’t see any of them</w:t>
       </w:r>
     </w:p>
+    <w:p/>
+    <w:p>
+      <w:r>
+        <w:t>35</w:t>
+      </w:r>
+    </w:p>
+    <w:p>
+      <w:r>
+        <w:t>00:03:13,625 --&gt; 00:03:16,333</w:t>
+      </w:r>
+    </w:p>
     <w:p>
       <w:r>
         <w:t>Interviewer: You didn’t even hear</w:t>
@@ -282,9 +666,31 @@
         <w:t>the sound of women being tortured?</w:t>
       </w:r>
     </w:p>
+    <w:p/>
+    <w:p>
+      <w:r>
+        <w:t>36</w:t>
+      </w:r>
+    </w:p>
+    <w:p>
+      <w:r>
+        <w:t>00:03:16,666 --&gt; 00:03:20,541</w:t>
+      </w:r>
+    </w:p>
     <w:p>
       <w:r>
         <w:t>No, I didn’t hear women’s voices, and I didn’t see any women</w:t>
+      </w:r>
+    </w:p>
+    <w:p/>
+    <w:p>
+      <w:r>
+        <w:t>37</w:t>
+      </w:r>
+    </w:p>
+    <w:p>
+      <w:r>
+        <w:t>00:03:21,041 --&gt; 00:03:26,375</w:t>
       </w:r>
     </w:p>
     <w:p>
@@ -297,6 +703,17 @@
         <w:t>sounds, but they were men’s voices, not women’s</w:t>
       </w:r>
     </w:p>
+    <w:p/>
+    <w:p>
+      <w:r>
+        <w:t>38</w:t>
+      </w:r>
+    </w:p>
+    <w:p>
+      <w:r>
+        <w:t>00:03:27,041 --&gt; 00:03:30,291</w:t>
+      </w:r>
+    </w:p>
     <w:p>
       <w:r>
         <w:t>But I did hear that there were</w:t>
@@ -305,6 +722,17 @@
     <w:p>
       <w:r>
         <w:t>women here, that they brought women</w:t>
+      </w:r>
+    </w:p>
+    <w:p/>
+    <w:p>
+      <w:r>
+        <w:t>39</w:t>
+      </w:r>
+    </w:p>
+    <w:p>
+      <w:r>
+        <w:t>00:03:31,500 --&gt; 00:03:35,916</w:t>
       </w:r>
     </w:p>
     <w:p>
@@ -317,9 +745,31 @@
         <w:t>here under torture during your time?</w:t>
       </w:r>
     </w:p>
+    <w:p/>
+    <w:p>
+      <w:r>
+        <w:t>40</w:t>
+      </w:r>
+    </w:p>
+    <w:p>
+      <w:r>
+        <w:t>00:03:37,458 --&gt; 00:03:45,458</w:t>
+      </w:r>
+    </w:p>
     <w:p>
       <w:r>
         <w:t>During my time in prison I didn’t hear that anyone died</w:t>
+      </w:r>
+    </w:p>
+    <w:p/>
+    <w:p>
+      <w:r>
+        <w:t>41</w:t>
+      </w:r>
+    </w:p>
+    <w:p>
+      <w:r>
+        <w:t>00:03:45,625 --&gt; 00:03:51,791</w:t>
       </w:r>
     </w:p>
     <w:p>
@@ -332,9 +782,31 @@
         <w:t>him, we’ll execute him, but I didn’t see anything</w:t>
       </w:r>
     </w:p>
+    <w:p/>
+    <w:p>
+      <w:r>
+        <w:t>42</w:t>
+      </w:r>
+    </w:p>
+    <w:p>
+      <w:r>
+        <w:t>00:03:52,583 --&gt; 00:03:54,875</w:t>
+      </w:r>
+    </w:p>
     <w:p>
       <w:r>
         <w:t>I wasn’t sure if they were just trying to scare him or not</w:t>
+      </w:r>
+    </w:p>
+    <w:p/>
+    <w:p>
+      <w:r>
+        <w:t>43</w:t>
+      </w:r>
+    </w:p>
+    <w:p>
+      <w:r>
+        <w:t>00:03:56,875 --&gt; 00:03:59,833</w:t>
       </w:r>
     </w:p>
     <w:p>
@@ -347,6 +819,17 @@
         <w:t>of any prisoners who were held with you?</w:t>
       </w:r>
     </w:p>
+    <w:p/>
+    <w:p>
+      <w:r>
+        <w:t>44</w:t>
+      </w:r>
+    </w:p>
+    <w:p>
+      <w:r>
+        <w:t>00:04:00,875 --&gt; 00:04:04,958</w:t>
+      </w:r>
+    </w:p>
     <w:p>
       <w:r>
         <w:t>Names of prisoners held with me... I don’t</w:t>
@@ -355,6 +838,17 @@
     <w:p>
       <w:r>
         <w:t>remember at all, because I didn’t see anyone</w:t>
+      </w:r>
+    </w:p>
+    <w:p/>
+    <w:p>
+      <w:r>
+        <w:t>45</w:t>
+      </w:r>
+    </w:p>
+    <w:p>
+      <w:r>
+        <w:t>00:04:05,458 --&gt; 00:04:10,541</w:t>
       </w:r>
     </w:p>
     <w:p>
@@ -740,9 +1234,12 @@
     <w:name w:val="Normal"/>
     <w:qFormat/>
     <w:rsid w:val="00FC693F"/>
+    <w:pPr>
+      <w:spacing w:before="0" w:after="0" w:line="276" w:lineRule="auto"/>
+    </w:pPr>
     <w:rPr>
-      <w:rFonts w:ascii="Arial" w:hAnsi="Arial"/>
-      <w:sz w:val="22"/>
+      <w:rFonts w:ascii="Courier New" w:hAnsi="Courier New"/>
+      <w:sz w:val="20"/>
     </w:rPr>
   </w:style>
   <w:style w:type="paragraph" w:styleId="Header">
